--- a/doc/grant_RAP_126/01_technical_documentation_sk.docx
+++ b/doc/grant_RAP_126/01_technical_documentation_sk.docx
@@ -2,32 +2,6 @@
 <file path=word/document.xml><?xml version="1.0" encoding="utf-8"?>
 <w:document xmlns:w="http://schemas.openxmlformats.org/wordprocessingml/2006/main" xmlns:m="http://schemas.openxmlformats.org/officeDocument/2006/math" xmlns:r="http://schemas.openxmlformats.org/officeDocument/2006/relationships" xmlns:o="urn:schemas-microsoft-com:office:office" xmlns:v="urn:schemas-microsoft-com:vml" xmlns:w10="urn:schemas-microsoft-com:office:word" xmlns:a="http://schemas.openxmlformats.org/drawingml/2006/main" xmlns:pic="http://schemas.openxmlformats.org/drawingml/2006/picture" xmlns:wp="http://schemas.openxmlformats.org/drawingml/2006/wordprocessingDrawing">
   <w:body>
-    <w:sdt>
-      <w:sdtPr>
-        <w:docPartObj>
-          <w:docPartGallery w:val="Table of Contents"/>
-          <w:docPartUnique/>
-        </w:docPartObj>
-      </w:sdtPr>
-      <w:sdtContent>
-        <w:p>
-          <w:pPr>
-            <w:pStyle w:val="TOCHeading"/>
-          </w:pPr>
-          <w:r>
-            <w:t xml:space="preserve">Table of Contents</w:t>
-          </w:r>
-        </w:p>
-        <w:p>
-          <w:r>
-            <w:fldChar w:fldCharType="begin" w:dirty="true"/>
-            <w:instrText xml:space="preserve">TOC \o "1-2" \h \z \u</w:instrText>
-            <w:fldChar w:fldCharType="separate"/>
-            <w:fldChar w:fldCharType="end"/>
-          </w:r>
-        </w:p>
-      </w:sdtContent>
-    </w:sdt>
     <w:bookmarkStart w:id="54" w:name="Xe19bb17fcd2272b828a6f3c1be5cfba97bda2ab"/>
     <w:p>
       <w:pPr>
@@ -1310,7 +1284,57 @@
               <w:pStyle w:val="Compact"/>
             </w:pPr>
             <w:r>
-              <w:t xml:space="preserve">Dychová frekvencia (breaths/min) z detekcie priechodov nulou na 30-sekundovom okne — počíta sa pre živé zobrazenie, neukladá sa ako vzorka</w:t>
+              <w:t xml:space="preserve">Dychová frekvencia (breaths/min) z detekcie nádychov (vyhladenie, odstránenie driftu základnej línie, hysterézia škálovaná amplitúdou) na 60-sekundovom okne — počíta sa pre živé zobrazenie, neukladá sa ako vzorka</w:t>
+            </w:r>
+          </w:p>
+        </w:tc>
+      </w:tr>
+      <w:tr>
+        <w:tc>
+          <w:tcPr/>
+          <w:p>
+            <w:pPr>
+              <w:pStyle w:val="Compact"/>
+            </w:pPr>
+            <w:r>
+              <w:t xml:space="preserve">Živé varovania kvality signálu</w:t>
+            </w:r>
+          </w:p>
+        </w:tc>
+        <w:tc>
+          <w:tcPr/>
+          <w:p>
+            <w:pPr>
+              <w:pStyle w:val="Compact"/>
+            </w:pPr>
+            <w:r>
+              <w:rPr>
+                <w:b/>
+                <w:bCs/>
+              </w:rPr>
+              <w:t xml:space="preserve">Strata signálu</w:t>
+            </w:r>
+            <w:r>
+              <w:t xml:space="preserve"> </w:t>
+            </w:r>
+            <w:r>
+              <w:t xml:space="preserve">(RA pod 0,8 — remienok skĺzol z hrudníka) a</w:t>
+            </w:r>
+            <w:r>
+              <w:t xml:space="preserve"> </w:t>
+            </w:r>
+            <w:r>
+              <w:rPr>
+                <w:b/>
+                <w:bCs/>
+              </w:rPr>
+              <w:t xml:space="preserve">Nezistené dýchanie</w:t>
+            </w:r>
+            <w:r>
+              <w:t xml:space="preserve"> </w:t>
+            </w:r>
+            <w:r>
+              <w:t xml:space="preserve">(normálna úroveň RA, ale žiadny dychový priebeh) — zobrazované ako bannery počas nastavenia aj nahrávania</w:t>
             </w:r>
           </w:p>
         </w:tc>
@@ -3573,13 +3597,63 @@
         <w:t xml:space="preserve"> </w:t>
       </w:r>
       <w:r>
-        <w:t xml:space="preserve">frekvenciu 5 Hz. Dychová frekvencia je odvodzovaná z detekcie priechodov nulou na 30-sekundovom</w:t>
-      </w:r>
-      <w:r>
-        <w:t xml:space="preserve"> </w:t>
-      </w:r>
-      <w:r>
-        <w:t xml:space="preserve">posuvnom okne.</w:t>
+        <w:t xml:space="preserve">frekvenciu 5 Hz. Dychová frekvencia zobrazovaná v UI sa odvodzuje estimátorom nádychov na</w:t>
+      </w:r>
+      <w:r>
+        <w:t xml:space="preserve"> </w:t>
+      </w:r>
+      <w:r>
+        <w:t xml:space="preserve">60-sekundovom posuvnom okne: RA priebeh sa vyhladí, zbaví driftu voči pohyblivej základnej línii a</w:t>
+      </w:r>
+      <w:r>
+        <w:t xml:space="preserve"> </w:t>
+      </w:r>
+      <w:r>
+        <w:t xml:space="preserve">nádychy sa detegujú hysteréziou škálovanou amplitúdou; frekvencia je orezaný medián intervalov medzi</w:t>
+      </w:r>
+      <w:r>
+        <w:t xml:space="preserve"> </w:t>
+      </w:r>
+      <w:r>
+        <w:t xml:space="preserve">nádychmi. Estimátor bol doladený na reálnych záznamoch z hrudného remienka a vydáva aj dva verdikty</w:t>
+      </w:r>
+      <w:r>
+        <w:t xml:space="preserve"> </w:t>
+      </w:r>
+      <w:r>
+        <w:t xml:space="preserve">kvality použité pre živé varovania:</w:t>
+      </w:r>
+      <w:r>
+        <w:t xml:space="preserve"> </w:t>
+      </w:r>
+      <w:r>
+        <w:rPr>
+          <w:i/>
+          <w:iCs/>
+        </w:rPr>
+        <w:t xml:space="preserve">strata signálu</w:t>
+      </w:r>
+      <w:r>
+        <w:t xml:space="preserve"> </w:t>
+      </w:r>
+      <w:r>
+        <w:t xml:space="preserve">(RA &lt; 0,8 — remienok mimo hrudníka) a</w:t>
+      </w:r>
+      <w:r>
+        <w:t xml:space="preserve"> </w:t>
+      </w:r>
+      <w:r>
+        <w:rPr>
+          <w:i/>
+          <w:iCs/>
+        </w:rPr>
+        <w:t xml:space="preserve">nezistené dýchanie</w:t>
+      </w:r>
+      <w:r>
+        <w:t xml:space="preserve"> </w:t>
+      </w:r>
+      <w:r>
+        <w:t xml:space="preserve">(normálna úroveň RA bez dychovej modulácie).</w:t>
       </w:r>
     </w:p>
     <w:bookmarkEnd w:id="25"/>
@@ -7176,13 +7250,13 @@
       </w:tr>
     </w:tbl>
     <w:bookmarkEnd w:id="49"/>
-    <w:bookmarkStart w:id="50" w:name="štruktúra-json-verzia-schémy-2.1.0"/>
+    <w:bookmarkStart w:id="50" w:name="štruktúra-json-verzia-schémy-2.2.0"/>
     <w:p>
       <w:pPr>
         <w:pStyle w:val="Heading3"/>
       </w:pPr>
       <w:r>
-        <w:t xml:space="preserve">11.2 Štruktúra JSON (verzia schémy 2.1.0)</w:t>
+        <w:t xml:space="preserve">11.2 Štruktúra JSON (verzia schémy 2.2.0)</w:t>
       </w:r>
     </w:p>
     <w:p>
@@ -7360,7 +7434,25 @@
               <w:rPr>
                 <w:rStyle w:val="VerbatimChar"/>
               </w:rPr>
-              <w:t xml:space="preserve">"2.1.0"</w:t>
+              <w:t xml:space="preserve">"2.2.0"</w:t>
+            </w:r>
+            <w:r>
+              <w:t xml:space="preserve"> </w:t>
+            </w:r>
+            <w:r>
+              <w:t xml:space="preserve">(2.2.0 pridala</w:t>
+            </w:r>
+            <w:r>
+              <w:t xml:space="preserve"> </w:t>
+            </w:r>
+            <w:r>
+              <w:rPr>
+                <w:rStyle w:val="VerbatimChar"/>
+              </w:rPr>
+              <w:t xml:space="preserve">scenarios[].respirationIssues</w:t>
+            </w:r>
+            <w:r>
+              <w:t xml:space="preserve">; inak identická s 2.1.0)</w:t>
             </w:r>
           </w:p>
         </w:tc>
@@ -8230,6 +8322,158 @@
               <w:rPr>
                 <w:rStyle w:val="VerbatimChar"/>
               </w:rPr>
+              <w:t xml:space="preserve">respirationIssues</w:t>
+            </w:r>
+          </w:p>
+        </w:tc>
+        <w:tc>
+          <w:tcPr/>
+          <w:p>
+            <w:pPr>
+              <w:pStyle w:val="Compact"/>
+            </w:pPr>
+            <w:r>
+              <w:t xml:space="preserve">object?</w:t>
+            </w:r>
+          </w:p>
+        </w:tc>
+        <w:tc>
+          <w:tcPr/>
+          <w:p>
+            <w:pPr>
+              <w:pStyle w:val="Compact"/>
+            </w:pPr>
+            <w:r>
+              <w:t xml:space="preserve">Úseky, kde vzorky dýchania prichádzali, ale sú nepoužiteľné (skĺznutý remienok nevytvorí žiadnu medzeru):</w:t>
+            </w:r>
+            <w:r>
+              <w:t xml:space="preserve"> </w:t>
+            </w:r>
+            <w:r>
+              <w:rPr>
+                <w:rStyle w:val="VerbatimChar"/>
+              </w:rPr>
+              <w:t xml:space="preserve">signalLostCount</w:t>
+            </w:r>
+            <w:r>
+              <w:t xml:space="preserve">,</w:t>
+            </w:r>
+            <w:r>
+              <w:t xml:space="preserve"> </w:t>
+            </w:r>
+            <w:r>
+              <w:rPr>
+                <w:rStyle w:val="VerbatimChar"/>
+              </w:rPr>
+              <w:t xml:space="preserve">signalLostTotalMs</w:t>
+            </w:r>
+            <w:r>
+              <w:t xml:space="preserve">,</w:t>
+            </w:r>
+            <w:r>
+              <w:t xml:space="preserve"> </w:t>
+            </w:r>
+            <w:r>
+              <w:rPr>
+                <w:rStyle w:val="VerbatimChar"/>
+              </w:rPr>
+              <w:t xml:space="preserve">noBreathingCount</w:t>
+            </w:r>
+            <w:r>
+              <w:t xml:space="preserve">,</w:t>
+            </w:r>
+            <w:r>
+              <w:t xml:space="preserve"> </w:t>
+            </w:r>
+            <w:r>
+              <w:rPr>
+                <w:rStyle w:val="VerbatimChar"/>
+              </w:rPr>
+              <w:t xml:space="preserve">noBreathingTotalMs</w:t>
+            </w:r>
+            <w:r>
+              <w:t xml:space="preserve">,</w:t>
+            </w:r>
+            <w:r>
+              <w:t xml:space="preserve"> </w:t>
+            </w:r>
+            <w:r>
+              <w:rPr>
+                <w:rStyle w:val="VerbatimChar"/>
+              </w:rPr>
+              <w:t xml:space="preserve">events[]{reason, startElapsedMs, endElapsedMs, durationMs}</w:t>
+            </w:r>
+            <w:r>
+              <w:t xml:space="preserve">;</w:t>
+            </w:r>
+            <w:r>
+              <w:t xml:space="preserve"> </w:t>
+            </w:r>
+            <w:r>
+              <w:rPr>
+                <w:rStyle w:val="VerbatimChar"/>
+              </w:rPr>
+              <w:t xml:space="preserve">reason</w:t>
+            </w:r>
+            <w:r>
+              <w:t xml:space="preserve"> </w:t>
+            </w:r>
+            <w:r>
+              <w:t xml:space="preserve">=</w:t>
+            </w:r>
+            <w:r>
+              <w:t xml:space="preserve"> </w:t>
+            </w:r>
+            <w:r>
+              <w:rPr>
+                <w:rStyle w:val="VerbatimChar"/>
+              </w:rPr>
+              <w:t xml:space="preserve">SIGNAL_LOST</w:t>
+            </w:r>
+            <w:r>
+              <w:t xml:space="preserve"> </w:t>
+            </w:r>
+            <w:r>
+              <w:t xml:space="preserve">alebo</w:t>
+            </w:r>
+            <w:r>
+              <w:t xml:space="preserve"> </w:t>
+            </w:r>
+            <w:r>
+              <w:rPr>
+                <w:rStyle w:val="VerbatimChar"/>
+              </w:rPr>
+              <w:t xml:space="preserve">NO_BREATHING</w:t>
+            </w:r>
+            <w:r>
+              <w:t xml:space="preserve">.</w:t>
+            </w:r>
+            <w:r>
+              <w:t xml:space="preserve"> </w:t>
+            </w:r>
+            <w:r>
+              <w:rPr>
+                <w:rStyle w:val="VerbatimChar"/>
+              </w:rPr>
+              <w:t xml:space="preserve">null</w:t>
+            </w:r>
+            <w:r>
+              <w:t xml:space="preserve">, keď nie je čo hlásiť — vrátane prípadu, keď senzor jednoducho nebol pripojený. Odvodzuje sa pri exporte zo zaznamenaného RA priebehu.</w:t>
+            </w:r>
+          </w:p>
+        </w:tc>
+      </w:tr>
+      <w:tr>
+        <w:tc>
+          <w:tcPr/>
+          <w:p>
+            <w:pPr>
+              <w:pStyle w:val="Compact"/>
+            </w:pPr>
+            <w:r>
+              <w:rPr>
+                <w:rStyle w:val="VerbatimChar"/>
+              </w:rPr>
               <w:t xml:space="preserve">samples[]</w:t>
             </w:r>
           </w:p>
@@ -8556,7 +8800,7 @@
         <w:rPr>
           <w:rStyle w:val="StringTok"/>
         </w:rPr>
-        <w:t xml:space="preserve">"2.1.0"</w:t>
+        <w:t xml:space="preserve">"2.2.0"</w:t>
       </w:r>
       <w:r>
         <w:rPr>
@@ -9460,6 +9704,45 @@
           <w:rStyle w:val="DataTypeTok"/>
         </w:rPr>
         <w:t xml:space="preserve">"gaps"</w:t>
+      </w:r>
+      <w:r>
+        <w:rPr>
+          <w:rStyle w:val="FunctionTok"/>
+        </w:rPr>
+        <w:t xml:space="preserve">:</w:t>
+      </w:r>
+      <w:r>
+        <w:rPr>
+          <w:rStyle w:val="NormalTok"/>
+        </w:rPr>
+        <w:t xml:space="preserve"> </w:t>
+      </w:r>
+      <w:r>
+        <w:rPr>
+          <w:rStyle w:val="KeywordTok"/>
+        </w:rPr>
+        <w:t xml:space="preserve">null</w:t>
+      </w:r>
+      <w:r>
+        <w:rPr>
+          <w:rStyle w:val="FunctionTok"/>
+        </w:rPr>
+        <w:t xml:space="preserve">,</w:t>
+      </w:r>
+      <w:r>
+        <w:br/>
+      </w:r>
+      <w:r>
+        <w:rPr>
+          <w:rStyle w:val="NormalTok"/>
+        </w:rPr>
+        <w:t xml:space="preserve">      </w:t>
+      </w:r>
+      <w:r>
+        <w:rPr>
+          <w:rStyle w:val="DataTypeTok"/>
+        </w:rPr>
+        <w:t xml:space="preserve">"respirationIssues"</w:t>
       </w:r>
       <w:r>
         <w:rPr>
@@ -9994,7 +10277,70 @@
         <w:t xml:space="preserve">*_gap_total_ms</w:t>
       </w:r>
       <w:r>
-        <w:t xml:space="preserve">, iba ak existujú).</w:t>
+        <w:t xml:space="preserve">, iba ak existujú). Ak boli zistené problémy kvality</w:t>
+      </w:r>
+      <w:r>
+        <w:t xml:space="preserve"> </w:t>
+      </w:r>
+      <w:r>
+        <w:t xml:space="preserve">dychového signálu, pridajú sa riadky s počtami</w:t>
+      </w:r>
+      <w:r>
+        <w:t xml:space="preserve"> </w:t>
+      </w:r>
+      <w:r>
+        <w:rPr>
+          <w:rStyle w:val="VerbatimChar"/>
+        </w:rPr>
+        <w:t xml:space="preserve">respiration_signal_lost</w:t>
+      </w:r>
+      <w:r>
+        <w:t xml:space="preserve"> </w:t>
+      </w:r>
+      <w:r>
+        <w:t xml:space="preserve">/</w:t>
+      </w:r>
+      <w:r>
+        <w:t xml:space="preserve"> </w:t>
+      </w:r>
+      <w:r>
+        <w:rPr>
+          <w:rStyle w:val="VerbatimChar"/>
+        </w:rPr>
+        <w:t xml:space="preserve">respiration_no_breathing</w:t>
+      </w:r>
+      <w:r>
+        <w:t xml:space="preserve">, riadok</w:t>
+      </w:r>
+      <w:r>
+        <w:t xml:space="preserve"> </w:t>
+      </w:r>
+      <w:r>
+        <w:rPr>
+          <w:rStyle w:val="VerbatimChar"/>
+        </w:rPr>
+        <w:t xml:space="preserve">*_total_ms</w:t>
+      </w:r>
+      <w:r>
+        <w:t xml:space="preserve"> </w:t>
+      </w:r>
+      <w:r>
+        <w:t xml:space="preserve">a jeden pozičný riadok na udalosť</w:t>
+      </w:r>
+      <w:r>
+        <w:t xml:space="preserve"> </w:t>
+      </w:r>
+      <w:r>
+        <w:t xml:space="preserve">(</w:t>
+      </w:r>
+      <w:r>
+        <w:rPr>
+          <w:rStyle w:val="VerbatimChar"/>
+        </w:rPr>
+        <w:t xml:space="preserve"># respiration_signal_lost_1,&lt;startElapsedMs&gt;,&lt;endElapsedMs&gt;</w:t>
+      </w:r>
+      <w:r>
+        <w:t xml:space="preserve">).</w:t>
       </w:r>
     </w:p>
     <w:p>
@@ -11813,7 +12159,7 @@
       <w:color w:themeColor="accent1" w:themeShade="BF" w:val="365F91"/>
     </w:rPr>
   </w:style>
-  <w:style w:type="paragraph" w:customStyle="1" w:styleId="SourceCode">
+  <w:style w:customStyle="1" w:styleId="SourceCode" w:type="paragraph">
     <w:name w:val="Source Code"/>
     <w:basedOn w:val="Normal"/>
     <w:link w:val="VerbatimChar"/>
@@ -11821,7 +12167,7 @@
       <w:wordWrap w:val="off"/>
     </w:pPr>
   </w:style>
-  <w:style w:type="character" w:customStyle="1" w:styleId="KeywordTok">
+  <w:style w:customStyle="1" w:styleId="KeywordTok" w:type="character">
     <w:name w:val="KeywordTok"/>
     <w:basedOn w:val="VerbatimChar"/>
     <w:rPr>
@@ -11829,77 +12175,77 @@
       <w:color w:val="007020"/>
     </w:rPr>
   </w:style>
-  <w:style w:type="character" w:customStyle="1" w:styleId="DataTypeTok">
+  <w:style w:customStyle="1" w:styleId="DataTypeTok" w:type="character">
     <w:name w:val="DataTypeTok"/>
     <w:basedOn w:val="VerbatimChar"/>
     <w:rPr>
       <w:color w:val="902000"/>
     </w:rPr>
   </w:style>
-  <w:style w:type="character" w:customStyle="1" w:styleId="DecValTok">
+  <w:style w:customStyle="1" w:styleId="DecValTok" w:type="character">
     <w:name w:val="DecValTok"/>
     <w:basedOn w:val="VerbatimChar"/>
     <w:rPr>
       <w:color w:val="40a070"/>
     </w:rPr>
   </w:style>
-  <w:style w:type="character" w:customStyle="1" w:styleId="BaseNTok">
+  <w:style w:customStyle="1" w:styleId="BaseNTok" w:type="character">
     <w:name w:val="BaseNTok"/>
     <w:basedOn w:val="VerbatimChar"/>
     <w:rPr>
       <w:color w:val="40a070"/>
     </w:rPr>
   </w:style>
-  <w:style w:type="character" w:customStyle="1" w:styleId="FloatTok">
+  <w:style w:customStyle="1" w:styleId="FloatTok" w:type="character">
     <w:name w:val="FloatTok"/>
     <w:basedOn w:val="VerbatimChar"/>
     <w:rPr>
       <w:color w:val="40a070"/>
     </w:rPr>
   </w:style>
-  <w:style w:type="character" w:customStyle="1" w:styleId="ConstantTok">
+  <w:style w:customStyle="1" w:styleId="ConstantTok" w:type="character">
     <w:name w:val="ConstantTok"/>
     <w:basedOn w:val="VerbatimChar"/>
     <w:rPr>
       <w:color w:val="880000"/>
     </w:rPr>
   </w:style>
-  <w:style w:type="character" w:customStyle="1" w:styleId="CharTok">
+  <w:style w:customStyle="1" w:styleId="CharTok" w:type="character">
     <w:name w:val="CharTok"/>
     <w:basedOn w:val="VerbatimChar"/>
     <w:rPr>
       <w:color w:val="4070a0"/>
     </w:rPr>
   </w:style>
-  <w:style w:type="character" w:customStyle="1" w:styleId="SpecialCharTok">
+  <w:style w:customStyle="1" w:styleId="SpecialCharTok" w:type="character">
     <w:name w:val="SpecialCharTok"/>
     <w:basedOn w:val="VerbatimChar"/>
     <w:rPr>
       <w:color w:val="4070a0"/>
     </w:rPr>
   </w:style>
-  <w:style w:type="character" w:customStyle="1" w:styleId="StringTok">
+  <w:style w:customStyle="1" w:styleId="StringTok" w:type="character">
     <w:name w:val="StringTok"/>
     <w:basedOn w:val="VerbatimChar"/>
     <w:rPr>
       <w:color w:val="4070a0"/>
     </w:rPr>
   </w:style>
-  <w:style w:type="character" w:customStyle="1" w:styleId="VerbatimStringTok">
+  <w:style w:customStyle="1" w:styleId="VerbatimStringTok" w:type="character">
     <w:name w:val="VerbatimStringTok"/>
     <w:basedOn w:val="VerbatimChar"/>
     <w:rPr>
       <w:color w:val="4070a0"/>
     </w:rPr>
   </w:style>
-  <w:style w:type="character" w:customStyle="1" w:styleId="SpecialStringTok">
+  <w:style w:customStyle="1" w:styleId="SpecialStringTok" w:type="character">
     <w:name w:val="SpecialStringTok"/>
     <w:basedOn w:val="VerbatimChar"/>
     <w:rPr>
       <w:color w:val="bb6688"/>
     </w:rPr>
   </w:style>
-  <w:style w:type="character" w:customStyle="1" w:styleId="ImportTok">
+  <w:style w:customStyle="1" w:styleId="ImportTok" w:type="character">
     <w:name w:val="ImportTok"/>
     <w:basedOn w:val="VerbatimChar"/>
     <w:rPr>
@@ -11907,7 +12253,7 @@
       <w:color w:val="008000"/>
     </w:rPr>
   </w:style>
-  <w:style w:type="character" w:customStyle="1" w:styleId="CommentTok">
+  <w:style w:customStyle="1" w:styleId="CommentTok" w:type="character">
     <w:name w:val="CommentTok"/>
     <w:basedOn w:val="VerbatimChar"/>
     <w:rPr>
@@ -11915,7 +12261,7 @@
       <w:color w:val="60a0b0"/>
     </w:rPr>
   </w:style>
-  <w:style w:type="character" w:customStyle="1" w:styleId="DocumentationTok">
+  <w:style w:customStyle="1" w:styleId="DocumentationTok" w:type="character">
     <w:name w:val="DocumentationTok"/>
     <w:basedOn w:val="VerbatimChar"/>
     <w:rPr>
@@ -11923,7 +12269,7 @@
       <w:color w:val="ba2121"/>
     </w:rPr>
   </w:style>
-  <w:style w:type="character" w:customStyle="1" w:styleId="AnnotationTok">
+  <w:style w:customStyle="1" w:styleId="AnnotationTok" w:type="character">
     <w:name w:val="AnnotationTok"/>
     <w:basedOn w:val="VerbatimChar"/>
     <w:rPr>
@@ -11932,7 +12278,7 @@
       <w:color w:val="60a0b0"/>
     </w:rPr>
   </w:style>
-  <w:style w:type="character" w:customStyle="1" w:styleId="CommentVarTok">
+  <w:style w:customStyle="1" w:styleId="CommentVarTok" w:type="character">
     <w:name w:val="CommentVarTok"/>
     <w:basedOn w:val="VerbatimChar"/>
     <w:rPr>
@@ -11941,28 +12287,28 @@
       <w:color w:val="60a0b0"/>
     </w:rPr>
   </w:style>
-  <w:style w:type="character" w:customStyle="1" w:styleId="OtherTok">
+  <w:style w:customStyle="1" w:styleId="OtherTok" w:type="character">
     <w:name w:val="OtherTok"/>
     <w:basedOn w:val="VerbatimChar"/>
     <w:rPr>
       <w:color w:val="007020"/>
     </w:rPr>
   </w:style>
-  <w:style w:type="character" w:customStyle="1" w:styleId="FunctionTok">
+  <w:style w:customStyle="1" w:styleId="FunctionTok" w:type="character">
     <w:name w:val="FunctionTok"/>
     <w:basedOn w:val="VerbatimChar"/>
     <w:rPr>
       <w:color w:val="06287e"/>
     </w:rPr>
   </w:style>
-  <w:style w:type="character" w:customStyle="1" w:styleId="VariableTok">
+  <w:style w:customStyle="1" w:styleId="VariableTok" w:type="character">
     <w:name w:val="VariableTok"/>
     <w:basedOn w:val="VerbatimChar"/>
     <w:rPr>
       <w:color w:val="19177c"/>
     </w:rPr>
   </w:style>
-  <w:style w:type="character" w:customStyle="1" w:styleId="ControlFlowTok">
+  <w:style w:customStyle="1" w:styleId="ControlFlowTok" w:type="character">
     <w:name w:val="ControlFlowTok"/>
     <w:basedOn w:val="VerbatimChar"/>
     <w:rPr>
@@ -11970,45 +12316,45 @@
       <w:color w:val="007020"/>
     </w:rPr>
   </w:style>
-  <w:style w:type="character" w:customStyle="1" w:styleId="OperatorTok">
+  <w:style w:customStyle="1" w:styleId="OperatorTok" w:type="character">
     <w:name w:val="OperatorTok"/>
     <w:basedOn w:val="VerbatimChar"/>
     <w:rPr>
       <w:color w:val="666666"/>
     </w:rPr>
   </w:style>
-  <w:style w:type="character" w:customStyle="1" w:styleId="BuiltInTok">
+  <w:style w:customStyle="1" w:styleId="BuiltInTok" w:type="character">
     <w:name w:val="BuiltInTok"/>
     <w:basedOn w:val="VerbatimChar"/>
     <w:rPr>
       <w:color w:val="008000"/>
     </w:rPr>
   </w:style>
-  <w:style w:type="character" w:customStyle="1" w:styleId="ExtensionTok">
+  <w:style w:customStyle="1" w:styleId="ExtensionTok" w:type="character">
     <w:name w:val="ExtensionTok"/>
     <w:basedOn w:val="VerbatimChar"/>
     <w:rPr/>
   </w:style>
-  <w:style w:type="character" w:customStyle="1" w:styleId="PreprocessorTok">
+  <w:style w:customStyle="1" w:styleId="PreprocessorTok" w:type="character">
     <w:name w:val="PreprocessorTok"/>
     <w:basedOn w:val="VerbatimChar"/>
     <w:rPr>
       <w:color w:val="bc7a00"/>
     </w:rPr>
   </w:style>
-  <w:style w:type="character" w:customStyle="1" w:styleId="AttributeTok">
+  <w:style w:customStyle="1" w:styleId="AttributeTok" w:type="character">
     <w:name w:val="AttributeTok"/>
     <w:basedOn w:val="VerbatimChar"/>
     <w:rPr>
       <w:color w:val="7d9029"/>
     </w:rPr>
   </w:style>
-  <w:style w:type="character" w:customStyle="1" w:styleId="RegionMarkerTok">
+  <w:style w:customStyle="1" w:styleId="RegionMarkerTok" w:type="character">
     <w:name w:val="RegionMarkerTok"/>
     <w:basedOn w:val="VerbatimChar"/>
     <w:rPr/>
   </w:style>
-  <w:style w:type="character" w:customStyle="1" w:styleId="InformationTok">
+  <w:style w:customStyle="1" w:styleId="InformationTok" w:type="character">
     <w:name w:val="InformationTok"/>
     <w:basedOn w:val="VerbatimChar"/>
     <w:rPr>
@@ -12017,7 +12363,7 @@
       <w:color w:val="60a0b0"/>
     </w:rPr>
   </w:style>
-  <w:style w:type="character" w:customStyle="1" w:styleId="WarningTok">
+  <w:style w:customStyle="1" w:styleId="WarningTok" w:type="character">
     <w:name w:val="WarningTok"/>
     <w:basedOn w:val="VerbatimChar"/>
     <w:rPr>
@@ -12026,7 +12372,7 @@
       <w:color w:val="60a0b0"/>
     </w:rPr>
   </w:style>
-  <w:style w:type="character" w:customStyle="1" w:styleId="AlertTok">
+  <w:style w:customStyle="1" w:styleId="AlertTok" w:type="character">
     <w:name w:val="AlertTok"/>
     <w:basedOn w:val="VerbatimChar"/>
     <w:rPr>
@@ -12034,7 +12380,7 @@
       <w:color w:val="ff0000"/>
     </w:rPr>
   </w:style>
-  <w:style w:type="character" w:customStyle="1" w:styleId="ErrorTok">
+  <w:style w:customStyle="1" w:styleId="ErrorTok" w:type="character">
     <w:name w:val="ErrorTok"/>
     <w:basedOn w:val="VerbatimChar"/>
     <w:rPr>
@@ -12042,7 +12388,7 @@
       <w:color w:val="ff0000"/>
     </w:rPr>
   </w:style>
-  <w:style w:type="character" w:customStyle="1" w:styleId="NormalTok">
+  <w:style w:customStyle="1" w:styleId="NormalTok" w:type="character">
     <w:name w:val="NormalTok"/>
     <w:basedOn w:val="VerbatimChar"/>
     <w:rPr/>
